--- a/templates/common-paper-cc-by-4.0/common-paper-csa-with-sla/template.docx
+++ b/templates/common-paper-cc-by-4.0/common-paper-csa-with-sla/template.docx
@@ -6330,6 +6330,11 @@
               </w:rPr>
             </w:pPr>
             <w:r>
+              <w:rPr>
+                <w:rFonts w:ascii="Arial" w:eastAsia="Arial" w:hAnsi="Arial" w:cs="Arial"/>
+                <w:sz w:val="18"/>
+                <w:szCs w:val="18"/>
+              </w:rPr>
               <w:t>{provider_signatory_name}</w:t>
             </w:r>
           </w:p>
@@ -6383,6 +6388,11 @@
               </w:rPr>
             </w:pPr>
             <w:r>
+              <w:rPr>
+                <w:rFonts w:ascii="Arial" w:eastAsia="Arial" w:hAnsi="Arial" w:cs="Arial"/>
+                <w:sz w:val="18"/>
+                <w:szCs w:val="18"/>
+              </w:rPr>
               <w:t>{customer_signatory_name}</w:t>
             </w:r>
           </w:p>
@@ -6448,6 +6458,11 @@
               </w:rPr>
             </w:pPr>
             <w:r>
+              <w:rPr>
+                <w:rFonts w:ascii="Arial" w:eastAsia="Arial" w:hAnsi="Arial" w:cs="Arial"/>
+                <w:sz w:val="18"/>
+                <w:szCs w:val="18"/>
+              </w:rPr>
               <w:t>{provider_signatory_title_display}</w:t>
             </w:r>
           </w:p>
@@ -6501,6 +6516,11 @@
               </w:rPr>
             </w:pPr>
             <w:r>
+              <w:rPr>
+                <w:rFonts w:ascii="Arial" w:eastAsia="Arial" w:hAnsi="Arial" w:cs="Arial"/>
+                <w:sz w:val="18"/>
+                <w:szCs w:val="18"/>
+              </w:rPr>
               <w:t>{customer_signatory_title_display}</w:t>
             </w:r>
           </w:p>
@@ -6588,6 +6608,11 @@
               </w:rPr>
             </w:pPr>
             <w:r>
+              <w:rPr>
+                <w:rFonts w:ascii="Arial" w:eastAsia="Arial" w:hAnsi="Arial" w:cs="Arial"/>
+                <w:sz w:val="18"/>
+                <w:szCs w:val="18"/>
+              </w:rPr>
               <w:t>{provider_signatory_email}</w:t>
             </w:r>
           </w:p>
@@ -6641,6 +6666,11 @@
               </w:rPr>
             </w:pPr>
             <w:r>
+              <w:rPr>
+                <w:rFonts w:ascii="Arial" w:eastAsia="Arial" w:hAnsi="Arial" w:cs="Arial"/>
+                <w:sz w:val="18"/>
+                <w:szCs w:val="18"/>
+              </w:rPr>
               <w:t>{customer_signatory_email}</w:t>
             </w:r>
           </w:p>
@@ -12347,6 +12377,11 @@
               </w:rPr>
             </w:pPr>
             <w:r>
+              <w:rPr>
+                <w:rFonts w:ascii="Arial" w:eastAsia="Arial" w:hAnsi="Arial" w:cs="Arial"/>
+                <w:sz w:val="18"/>
+                <w:szCs w:val="18"/>
+              </w:rPr>
               <w:t>{provider_signatory_name}</w:t>
             </w:r>
           </w:p>
@@ -12400,6 +12435,11 @@
               </w:rPr>
             </w:pPr>
             <w:r>
+              <w:rPr>
+                <w:rFonts w:ascii="Arial" w:eastAsia="Arial" w:hAnsi="Arial" w:cs="Arial"/>
+                <w:sz w:val="18"/>
+                <w:szCs w:val="18"/>
+              </w:rPr>
               <w:t>{customer_signatory_name}</w:t>
             </w:r>
           </w:p>
@@ -12465,6 +12505,11 @@
               </w:rPr>
             </w:pPr>
             <w:r>
+              <w:rPr>
+                <w:rFonts w:ascii="Arial" w:eastAsia="Arial" w:hAnsi="Arial" w:cs="Arial"/>
+                <w:sz w:val="18"/>
+                <w:szCs w:val="18"/>
+              </w:rPr>
               <w:t>{provider_signatory_title_display}</w:t>
             </w:r>
           </w:p>
@@ -12518,6 +12563,11 @@
               </w:rPr>
             </w:pPr>
             <w:r>
+              <w:rPr>
+                <w:rFonts w:ascii="Arial" w:eastAsia="Arial" w:hAnsi="Arial" w:cs="Arial"/>
+                <w:sz w:val="18"/>
+                <w:szCs w:val="18"/>
+              </w:rPr>
               <w:t>{customer_signatory_title_display}</w:t>
             </w:r>
           </w:p>
@@ -12605,6 +12655,11 @@
               </w:rPr>
             </w:pPr>
             <w:r>
+              <w:rPr>
+                <w:rFonts w:ascii="Arial" w:eastAsia="Arial" w:hAnsi="Arial" w:cs="Arial"/>
+                <w:sz w:val="18"/>
+                <w:szCs w:val="18"/>
+              </w:rPr>
               <w:t>{provider_signatory_email}</w:t>
             </w:r>
           </w:p>
@@ -12658,6 +12713,11 @@
               </w:rPr>
             </w:pPr>
             <w:r>
+              <w:rPr>
+                <w:rFonts w:ascii="Arial" w:eastAsia="Arial" w:hAnsi="Arial" w:cs="Arial"/>
+                <w:sz w:val="18"/>
+                <w:szCs w:val="18"/>
+              </w:rPr>
               <w:t>{customer_signatory_email}</w:t>
             </w:r>
           </w:p>
